--- a/hyperbolic_discount/sample.docx
+++ b/hyperbolic_discount/sample.docx
@@ -7,6 +7,9 @@
         <w:pStyle w:val="a4"/>
       </w:pPr>
       <w:r>
+        <w:rPr>
+          <w:rFonts w:hint="eastAsia"/>
+        </w:rPr>
         <w:t xml:space="preserve">双曲割引とスマート戦略</w:t>
       </w:r>
     </w:p>
@@ -15,6 +18,9 @@
         <w:pStyle w:val="a5"/>
       </w:pPr>
       <w:r>
+        <w:rPr>
+          <w:rFonts w:hint="eastAsia"/>
+        </w:rPr>
         <w:t xml:space="preserve">-すぐやれない理由とその克服法-</w:t>
       </w:r>
     </w:p>
@@ -23,18 +29,18 @@
         <w:pStyle w:val="Author"/>
       </w:pPr>
       <w:r>
+        <w:rPr>
+          <w:rFonts w:hint="eastAsia"/>
+        </w:rPr>
         <w:t xml:space="preserve">関西学院大学</w:t>
       </w:r>
       <w:r>
-        <w:t xml:space="preserve"> </w:t>
-      </w:r>
-      <w:r>
-        <w:t xml:space="preserve">007</w:t>
-      </w:r>
-      <w:r>
-        <w:t xml:space="preserve"> </w:t>
-      </w:r>
-      <w:r>
+        <w:t xml:space="preserve"> 007 </w:t>
+      </w:r>
+      <w:r>
+        <w:rPr>
+          <w:rFonts w:hint="eastAsia"/>
+        </w:rPr>
         <w:t xml:space="preserve">西谷滋人</w:t>
       </w:r>
     </w:p>
@@ -46,7 +52,7 @@
         <w:t xml:space="preserve">2025-04-29</w:t>
       </w:r>
     </w:p>
-    <w:bookmarkStart w:id="22" w:name="イントロダクション"/>
+    <w:bookmarkStart w:id="11" w:name="イントロダクション"/>
     <w:p>
       <w:pPr>
         <w:pStyle w:val="1"/>
@@ -59,7 +65,7 @@
       <w:pPr>
         <w:pStyle w:val="FirstParagraph"/>
       </w:pPr>
-      <w:hyperlink r:id="rId20">
+      <w:hyperlink r:id="rId9">
         <w:r>
           <w:rPr>
             <w:rStyle w:val="ad"/>
@@ -68,27 +74,39 @@
         </w:r>
       </w:hyperlink>
       <w:r>
+        <w:rPr>
+          <w:rFonts w:hint="eastAsia"/>
+        </w:rPr>
         <w:t xml:space="preserve">で試されたように，</w:t>
       </w:r>
       <w:r>
         <w:t xml:space="preserve"> </w:t>
       </w:r>
       <w:r>
+        <w:rPr>
+          <w:rFonts w:hint="eastAsia"/>
+        </w:rPr>
         <w:t xml:space="preserve">人の行動原理の一つに双曲割引と呼ばれるものがあります．</w:t>
       </w:r>
       <w:r>
         <w:t xml:space="preserve"> </w:t>
       </w:r>
       <w:r>
+        <w:rPr>
+          <w:rFonts w:hint="eastAsia"/>
+        </w:rPr>
         <w:t xml:space="preserve">双曲割引の考え方と克服法について報告します．</w:t>
       </w:r>
     </w:p>
-    <w:bookmarkStart w:id="21" w:name="双曲割引"/>
+    <w:bookmarkStart w:id="10" w:name="双曲割引"/>
     <w:p>
       <w:pPr>
         <w:pStyle w:val="2"/>
       </w:pPr>
       <w:r>
+        <w:rPr>
+          <w:rFonts w:hint="eastAsia"/>
+        </w:rPr>
         <w:t xml:space="preserve">双曲割引</w:t>
       </w:r>
     </w:p>
@@ -97,7 +115,19 @@
         <w:pStyle w:val="FirstParagraph"/>
       </w:pPr>
       <w:r>
-        <w:t xml:space="preserve">まず双曲割引についてネットで調べると，wikipedia[1] では，</w:t>
+        <w:rPr>
+          <w:rFonts w:hint="eastAsia"/>
+        </w:rPr>
+        <w:t xml:space="preserve">まず双曲割引についてネットで調べると，wikipedia[1]</w:t>
+      </w:r>
+      <w:r>
+        <w:t xml:space="preserve"> </w:t>
+      </w:r>
+      <w:r>
+        <w:rPr>
+          <w:rFonts w:hint="eastAsia"/>
+        </w:rPr>
+        <w:t xml:space="preserve">では，</w:t>
       </w:r>
     </w:p>
     <w:p>
@@ -105,24 +135,39 @@
         <w:pStyle w:val="a8"/>
       </w:pPr>
       <w:r>
-        <w:t xml:space="preserve">双曲割引（そうきょくわりびき、英: Hyperbolic</w:t>
-      </w:r>
-      <w:r>
-        <w:t xml:space="preserve"> </w:t>
-      </w:r>
-      <w:r>
+        <w:rPr>
+          <w:rFonts w:hint="eastAsia"/>
+        </w:rPr>
+        <w:t xml:space="preserve">双曲割引（そうきょくわりびき、英:</w:t>
+      </w:r>
+      <w:r>
+        <w:t xml:space="preserve"> Hyperbolic</w:t>
+      </w:r>
+      <w:r>
+        <w:t xml:space="preserve"> </w:t>
+      </w:r>
+      <w:r>
+        <w:rPr>
+          <w:rFonts w:hint="eastAsia"/>
+        </w:rPr>
         <w:t xml:space="preserve">discounting）は、行動経済学の用語で、遠い将来なら待てるが近い将来ならば待てないという，今までの経済学理論では説明できない非合理的行動を説明する概念として注目されている。時間経過をｘ</w:t>
       </w:r>
       <w:r>
         <w:t xml:space="preserve"> </w:t>
       </w:r>
       <w:r>
+        <w:rPr>
+          <w:rFonts w:hint="eastAsia"/>
+        </w:rPr>
         <w:t xml:space="preserve">軸、割引率をy</w:t>
       </w:r>
       <w:r>
         <w:t xml:space="preserve"> </w:t>
       </w:r>
       <w:r>
+        <w:rPr>
+          <w:rFonts w:hint="eastAsia"/>
+        </w:rPr>
         <w:t xml:space="preserve">軸とした時のグラフが、時間とともに減少する双曲線（反比例のグラフ）になることから名づけられた。ジョージ・エインズリー・テンプル大学教授（臨床精神医学）が唱えた。</w:t>
       </w:r>
     </w:p>
@@ -131,6 +176,9 @@
         <w:pStyle w:val="a8"/>
       </w:pPr>
       <w:r>
+        <w:rPr>
+          <w:rFonts w:hint="eastAsia"/>
+        </w:rPr>
         <w:t xml:space="preserve">「今日と明日の違いは明日と明後日の違いより大きい」と説明されている。例えば1年後のダイエットの成果より、目の前のケーキの誘惑に負けたり、1年後のローンの負担より今のキャッシングの買い物が嬉しいということである。これを人間やその人の弱さとしてではなく、動物（人間を含む）の基本的性質として捉える。</w:t>
       </w:r>
     </w:p>
@@ -139,6 +187,9 @@
         <w:pStyle w:val="a8"/>
       </w:pPr>
       <w:r>
+        <w:rPr>
+          <w:rFonts w:hint="eastAsia"/>
+        </w:rPr>
         <w:t xml:space="preserve">経済学を心理的・精神医学的基盤の上に乗せようとする努力の一環である。今までの経済学は「合理的人間」仮定の上に立っていたが、人間は本来非合理的なものであるということと矛盾するという根本的な問題と、経済理論と現実との不整合が目立ってきたため、それを解決するかも知れない理論と言うことで注目されている。</w:t>
       </w:r>
     </w:p>
@@ -147,6 +198,9 @@
         <w:pStyle w:val="FirstParagraph"/>
       </w:pPr>
       <w:r>
+        <w:rPr>
+          <w:rFonts w:hint="eastAsia"/>
+        </w:rPr>
         <w:t xml:space="preserve">と記されています．双曲割引は動物の基本的性質であり，経済理論と現実との不整合を解決するかもしれない理論ということが記されています．しかしこの記述だけからでは，割引とか，双曲性などの意味が理解できません．</w:t>
       </w:r>
     </w:p>
@@ -163,6 +217,9 @@
         <w:pStyle w:val="a8"/>
       </w:pPr>
       <w:r>
+        <w:rPr>
+          <w:rFonts w:hint="eastAsia"/>
+        </w:rPr>
         <w:t xml:space="preserve">双曲割引について詳しく教えてください</w:t>
       </w:r>
     </w:p>
@@ -171,6 +228,9 @@
         <w:pStyle w:val="FirstParagraph"/>
       </w:pPr>
       <w:r>
+        <w:rPr>
+          <w:rFonts w:hint="eastAsia"/>
+        </w:rPr>
         <w:t xml:space="preserve">とたずねると，</w:t>
       </w:r>
     </w:p>
@@ -179,6 +239,9 @@
         <w:pStyle w:val="a8"/>
       </w:pPr>
       <w:r>
+        <w:rPr>
+          <w:rFonts w:hint="eastAsia"/>
+        </w:rPr>
         <w:t xml:space="preserve">双曲割引とは、人が「今」という時間を強く重視する傾向にあることを指します。そのため、同じ金額であっても、「今もらえる報酬」より「将来もらえる報酬の価値」の方が低くなります。その価値の減り方が反比例（双曲）のグラフになるため、双曲割引と呼ばれています</w:t>
       </w:r>
       <w:r>
@@ -193,6 +256,9 @@
         <w:pStyle w:val="a8"/>
       </w:pPr>
       <w:r>
+        <w:rPr>
+          <w:rFonts w:hint="eastAsia"/>
+        </w:rPr>
         <w:t xml:space="preserve">例えば、「今すぐもらえる1万円」と「1年後にもらえる1.5万円」の選択肢がある場合、大半は前者を選ぶ傾向にあります。これは行動経済学の考え方で、「双曲割引」という”人のせっかち度”を測る指標で説明できます。</w:t>
       </w:r>
     </w:p>
@@ -201,6 +267,9 @@
         <w:pStyle w:val="a8"/>
       </w:pPr>
       <w:r>
+        <w:rPr>
+          <w:rFonts w:hint="eastAsia"/>
+        </w:rPr>
         <w:t xml:space="preserve">このような心の癖を知ることは、生活を送る上でさまざまな判断をしていく際の大切なヒントになるでしょう</w:t>
       </w:r>
       <w:r>
@@ -215,17 +284,23 @@
         <w:pStyle w:val="FirstParagraph"/>
       </w:pPr>
       <w:r>
+        <w:rPr>
+          <w:rFonts w:hint="eastAsia"/>
+        </w:rPr>
         <w:t xml:space="preserve">と厳密には間違った答えを返してきます．</w:t>
       </w:r>
     </w:p>
-    <w:bookmarkEnd w:id="21"/>
-    <w:bookmarkEnd w:id="22"/>
-    <w:bookmarkStart w:id="23" w:name="方法"/>
+    <w:bookmarkEnd w:id="10"/>
+    <w:bookmarkEnd w:id="11"/>
+    <w:bookmarkStart w:id="12" w:name="方法"/>
     <w:p>
       <w:pPr>
         <w:pStyle w:val="1"/>
       </w:pPr>
       <w:r>
+        <w:rPr>
+          <w:rFonts w:hint="eastAsia"/>
+        </w:rPr>
         <w:t xml:space="preserve">方法</w:t>
       </w:r>
     </w:p>
@@ -234,67 +309,136 @@
         <w:pStyle w:val="FirstParagraph"/>
       </w:pPr>
       <w:r>
+        <w:rPr>
+          <w:rFonts w:hint="eastAsia"/>
+        </w:rPr>
         <w:t xml:space="preserve">これらのまとめられた検索結果やLLMの回答では，</w:t>
       </w:r>
       <w:r>
         <w:t xml:space="preserve"> </w:t>
       </w:r>
       <w:r>
-        <w:t xml:space="preserve">正しい理解ができるとは限りません． そこでまず，</w:t>
-      </w:r>
-      <w:r>
-        <w:t xml:space="preserve"> </w:t>
-      </w:r>
-      <w:r>
-        <w:t xml:space="preserve">「お金の受け取り」という具体例で ****割引**** と ****双曲性****</w:t>
-      </w:r>
-      <w:r>
-        <w:t xml:space="preserve"> </w:t>
-      </w:r>
-      <w:r>
-        <w:t xml:space="preserve">の違いを実感してもらいます． さらに，この双曲割引を提唱した</w:t>
-      </w:r>
-      <w:r>
-        <w:t xml:space="preserve"> </w:t>
-      </w:r>
-      <w:r>
+        <w:rPr>
+          <w:rFonts w:hint="eastAsia"/>
+        </w:rPr>
+        <w:t xml:space="preserve">正しい理解ができるとは限りません．</w:t>
+      </w:r>
+      <w:r>
+        <w:t xml:space="preserve"> </w:t>
+      </w:r>
+      <w:r>
+        <w:rPr>
+          <w:rFonts w:hint="eastAsia"/>
+        </w:rPr>
+        <w:t xml:space="preserve">そこでまず，</w:t>
+      </w:r>
+      <w:r>
+        <w:t xml:space="preserve"> </w:t>
+      </w:r>
+      <w:r>
+        <w:rPr>
+          <w:rFonts w:hint="eastAsia"/>
+        </w:rPr>
+        <w:t xml:space="preserve">「お金の受け取り」という具体例で</w:t>
+      </w:r>
+      <w:r>
+        <w:t xml:space="preserve"> </w:t>
+      </w:r>
+      <w:r>
+        <w:rPr>
+          <w:rFonts w:hint="eastAsia"/>
+        </w:rPr>
+        <w:t xml:space="preserve">****割引****</w:t>
+      </w:r>
+      <w:r>
+        <w:t xml:space="preserve"> と </w:t>
+      </w:r>
+      <w:r>
+        <w:rPr>
+          <w:rFonts w:hint="eastAsia"/>
+        </w:rPr>
+        <w:t xml:space="preserve">****双曲性****</w:t>
+      </w:r>
+      <w:r>
+        <w:t xml:space="preserve"> </w:t>
+      </w:r>
+      <w:r>
+        <w:rPr>
+          <w:rFonts w:hint="eastAsia"/>
+        </w:rPr>
+        <w:t xml:space="preserve">の違いを実感してもらいます．</w:t>
+      </w:r>
+      <w:r>
+        <w:t xml:space="preserve"> </w:t>
+      </w:r>
+      <w:r>
+        <w:rPr>
+          <w:rFonts w:hint="eastAsia"/>
+        </w:rPr>
+        <w:t xml:space="preserve">さらに，この双曲割引を提唱した</w:t>
+      </w:r>
+      <w:r>
+        <w:t xml:space="preserve"> </w:t>
+      </w:r>
+      <w:r>
+        <w:rPr>
+          <w:rFonts w:hint="eastAsia"/>
+        </w:rPr>
         <w:t xml:space="preserve">ジョージ・エインズリーの著作「誘惑される意思」から双曲割引を</w:t>
       </w:r>
       <w:r>
         <w:t xml:space="preserve"> </w:t>
       </w:r>
       <w:r>
-        <w:t xml:space="preserve">わかりやすく説明している箇所を抜粋します [3].</w:t>
-      </w:r>
-      <w:r>
-        <w:t xml:space="preserve"> </w:t>
-      </w:r>
-      <w:r>
+        <w:rPr>
+          <w:rFonts w:hint="eastAsia"/>
+        </w:rPr>
+        <w:t xml:space="preserve">わかりやすく説明している箇所を抜粋します</w:t>
+      </w:r>
+      <w:r>
+        <w:t xml:space="preserve"> [3].</w:t>
+      </w:r>
+      <w:r>
+        <w:t xml:space="preserve"> </w:t>
+      </w:r>
+      <w:r>
+        <w:rPr>
+          <w:rFonts w:hint="eastAsia"/>
+        </w:rPr>
         <w:t xml:space="preserve">また，経済学者の池田の記事[4]からスマートな人とナイーブな人の</w:t>
       </w:r>
       <w:r>
         <w:t xml:space="preserve"> </w:t>
       </w:r>
       <w:r>
+        <w:rPr>
+          <w:rFonts w:hint="eastAsia"/>
+        </w:rPr>
         <w:t xml:space="preserve">差を紹介します．</w:t>
       </w:r>
     </w:p>
-    <w:bookmarkEnd w:id="23"/>
-    <w:bookmarkStart w:id="32" w:name="結果"/>
+    <w:bookmarkEnd w:id="12"/>
+    <w:bookmarkStart w:id="21" w:name="結果"/>
     <w:p>
       <w:pPr>
         <w:pStyle w:val="1"/>
       </w:pPr>
       <w:r>
+        <w:rPr>
+          <w:rFonts w:hint="eastAsia"/>
+        </w:rPr>
         <w:t xml:space="preserve">結果</w:t>
       </w:r>
     </w:p>
-    <w:bookmarkStart w:id="24" w:name="具体例お金の受け取り"/>
+    <w:bookmarkStart w:id="13" w:name="具体例お金の受け取り"/>
     <w:p>
       <w:pPr>
         <w:pStyle w:val="2"/>
       </w:pPr>
       <w:r>
+        <w:rPr>
+          <w:rFonts w:hint="eastAsia"/>
+        </w:rPr>
         <w:t xml:space="preserve">具体例:お金の受け取り</w:t>
       </w:r>
     </w:p>
@@ -303,6 +447,9 @@
         <w:pStyle w:val="FirstParagraph"/>
       </w:pPr>
       <w:r>
+        <w:rPr>
+          <w:rFonts w:hint="eastAsia"/>
+        </w:rPr>
         <w:t xml:space="preserve">双曲割引を実感してもらうために，具体的な例としてお金の受け取りを考えてもらいます．</w:t>
       </w:r>
     </w:p>
@@ -314,6 +461,9 @@
         </w:numPr>
       </w:pPr>
       <w:r>
+        <w:rPr>
+          <w:rFonts w:hint="eastAsia"/>
+        </w:rPr>
         <w:t xml:space="preserve">今18万円もらうか，1年後に20万円もらうかの選択</w:t>
       </w:r>
     </w:p>
@@ -325,6 +475,9 @@
         </w:numPr>
       </w:pPr>
       <w:r>
+        <w:rPr>
+          <w:rFonts w:hint="eastAsia"/>
+        </w:rPr>
         <w:t xml:space="preserve">2年後に18万円もらうか，3年後に20万円もらうかの選択</w:t>
       </w:r>
     </w:p>
@@ -333,7 +486,19 @@
         <w:pStyle w:val="TableCaption"/>
       </w:pPr>
       <w:r>
-        <w:t xml:space="preserve">表1 お金の受け取りを例にした双曲的選択の例(2024-04-29の授業アンケート).</w:t>
+        <w:rPr>
+          <w:rFonts w:hint="eastAsia"/>
+        </w:rPr>
+        <w:t xml:space="preserve">表1</w:t>
+      </w:r>
+      <w:r>
+        <w:t xml:space="preserve"> </w:t>
+      </w:r>
+      <w:r>
+        <w:rPr>
+          <w:rFonts w:hint="eastAsia"/>
+        </w:rPr>
+        <w:t xml:space="preserve">お金の受け取りを例にした双曲的選択の例(2024-04-29の授業アンケート).</w:t>
       </w:r>
     </w:p>
     <w:tbl>
@@ -341,7 +506,6 @@
         <w:tblStyle w:val="Table"/>
         <w:tblW w:type="auto" w:w="0"/>
         <w:tblLook w:firstRow="1" w:lastRow="0" w:firstColumn="0" w:lastColumn="0" w:noHBand="0" w:noVBand="0" w:val="0020"/>
-        <w:jc w:val="start"/>
         <w:tblCaption w:val="表1 お金の受け取りを例にした双曲的選択の例(2024-04-29の授業アンケート)."/>
       </w:tblPr>
       <w:tblGrid>
@@ -351,7 +515,7 @@
       </w:tblGrid>
       <w:tr>
         <w:trPr>
-          <w:tblHeader w:val="true"/>
+          <w:tblHeader w:val="on"/>
         </w:trPr>
         <w:tc>
           <w:tcPr/>
@@ -366,9 +530,11 @@
           <w:p>
             <w:pPr>
               <w:pStyle w:val="Compact"/>
-              <w:jc w:val="left"/>
             </w:pPr>
             <w:r>
+              <w:rPr>
+                <w:rFonts w:hint="eastAsia"/>
+              </w:rPr>
               <w:t xml:space="preserve">18万円</w:t>
             </w:r>
           </w:p>
@@ -378,9 +544,11 @@
           <w:p>
             <w:pPr>
               <w:pStyle w:val="Compact"/>
-              <w:jc w:val="left"/>
             </w:pPr>
             <w:r>
+              <w:rPr>
+                <w:rFonts w:hint="eastAsia"/>
+              </w:rPr>
               <w:t xml:space="preserve">20万円</w:t>
             </w:r>
           </w:p>
@@ -392,9 +560,11 @@
           <w:p>
             <w:pPr>
               <w:pStyle w:val="Compact"/>
-              <w:jc w:val="left"/>
             </w:pPr>
             <w:r>
+              <w:rPr>
+                <w:rFonts w:hint="eastAsia"/>
+              </w:rPr>
               <w:t xml:space="preserve">今か1年後か</w:t>
             </w:r>
           </w:p>
@@ -422,9 +592,11 @@
           <w:p>
             <w:pPr>
               <w:pStyle w:val="Compact"/>
-              <w:jc w:val="left"/>
             </w:pPr>
             <w:r>
+              <w:rPr>
+                <w:rFonts w:hint="eastAsia"/>
+              </w:rPr>
               <w:t xml:space="preserve">2年後か3年後か</w:t>
             </w:r>
           </w:p>
@@ -452,18 +624,36 @@
         <w:pStyle w:val="a0"/>
       </w:pPr>
       <w:r>
-        <w:t xml:space="preserve">いかがでしょう． まず「割引」というのが，</w:t>
-      </w:r>
-      <w:r>
-        <w:t xml:space="preserve"> </w:t>
-      </w:r>
-      <w:r>
+        <w:rPr>
+          <w:rFonts w:hint="eastAsia"/>
+        </w:rPr>
+        <w:t xml:space="preserve">いかがでしょう．</w:t>
+      </w:r>
+      <w:r>
+        <w:t xml:space="preserve"> </w:t>
+      </w:r>
+      <w:r>
+        <w:rPr>
+          <w:rFonts w:hint="eastAsia"/>
+        </w:rPr>
+        <w:t xml:space="preserve">まず「割引」というのが，</w:t>
+      </w:r>
+      <w:r>
+        <w:t xml:space="preserve"> </w:t>
+      </w:r>
+      <w:r>
+        <w:rPr>
+          <w:rFonts w:hint="eastAsia"/>
+        </w:rPr>
         <w:t xml:space="preserve">お金の価値が時間が遠くに行くほど小さくなることが理解できるでしょう．</w:t>
       </w:r>
       <w:r>
         <w:t xml:space="preserve"> </w:t>
       </w:r>
       <w:r>
+        <w:rPr>
+          <w:rFonts w:hint="eastAsia"/>
+        </w:rPr>
         <w:t xml:space="preserve">もう一つに，その割引率が金利なんかの指数関数的</w:t>
       </w:r>
     </w:p>
@@ -509,25 +699,27 @@
             </m:rPr>
             <m:t>exp</m:t>
           </m:r>
-          <m:d>
-            <m:dPr>
-              <m:begChr m:val="("/>
-              <m:endChr m:val=")"/>
-              <m:sepChr m:val=""/>
-              <m:grow/>
-            </m:dPr>
-            <m:e>
-              <m:r>
-                <m:rPr>
-                  <m:sty m:val="p"/>
-                </m:rPr>
-                <m:t>−</m:t>
-              </m:r>
-              <m:r>
-                <m:t>t</m:t>
-              </m:r>
-            </m:e>
-          </m:d>
+          <m:r>
+            <m:rPr>
+              <m:sty m:val="p"/>
+            </m:rPr>
+            <m:t>(</m:t>
+          </m:r>
+          <m:r>
+            <m:rPr>
+              <m:sty m:val="p"/>
+            </m:rPr>
+            <m:t>−</m:t>
+          </m:r>
+          <m:r>
+            <m:t>t</m:t>
+          </m:r>
+          <m:r>
+            <m:rPr>
+              <m:sty m:val="p"/>
+            </m:rPr>
+            <m:t>)</m:t>
+          </m:r>
         </m:oMath>
       </m:oMathPara>
     </w:p>
@@ -536,12 +728,18 @@
         <w:pStyle w:val="FirstParagraph"/>
       </w:pPr>
       <w:r>
+        <w:rPr>
+          <w:rFonts w:hint="eastAsia"/>
+        </w:rPr>
         <w:t xml:space="preserve">ではないこともわかるでしょうか？</w:t>
       </w:r>
       <w:r>
         <w:t xml:space="preserve"> </w:t>
       </w:r>
       <w:r>
+        <w:rPr>
+          <w:rFonts w:hint="eastAsia"/>
+        </w:rPr>
         <w:t xml:space="preserve">このことから，動物が本性としてもつ割引は，より曲率が大きな双曲的と名付けられています．</w:t>
       </w:r>
     </w:p>
@@ -550,6 +748,9 @@
         <w:pStyle w:val="a0"/>
       </w:pPr>
       <w:r>
+        <w:rPr>
+          <w:rFonts w:hint="eastAsia"/>
+        </w:rPr>
         <w:t xml:space="preserve">これが，</w:t>
       </w:r>
     </w:p>
@@ -558,6 +759,9 @@
         <w:pStyle w:val="a8"/>
       </w:pPr>
       <w:r>
+        <w:rPr>
+          <w:rFonts w:hint="eastAsia"/>
+        </w:rPr>
         <w:t xml:space="preserve">遠い将来なら待てるが近い将来ならば待てない</w:t>
       </w:r>
     </w:p>
@@ -574,6 +778,9 @@
         <w:pStyle w:val="a8"/>
       </w:pPr>
       <w:r>
+        <w:rPr>
+          <w:rFonts w:hint="eastAsia"/>
+        </w:rPr>
         <w:t xml:space="preserve">今日と明日の違いは明日と明後日の違いより大きい</w:t>
       </w:r>
     </w:p>
@@ -582,26 +789,38 @@
         <w:pStyle w:val="FirstParagraph"/>
       </w:pPr>
       <w:r>
+        <w:rPr>
+          <w:rFonts w:hint="eastAsia"/>
+        </w:rPr>
         <w:t xml:space="preserve">という言葉の中身です．</w:t>
       </w:r>
     </w:p>
-    <w:bookmarkEnd w:id="24"/>
-    <w:bookmarkStart w:id="30" w:name="誘惑される意思"/>
+    <w:bookmarkEnd w:id="13"/>
+    <w:bookmarkStart w:id="19" w:name="誘惑される意思"/>
     <w:p>
       <w:pPr>
         <w:pStyle w:val="2"/>
       </w:pPr>
       <w:r>
+        <w:rPr>
+          <w:rFonts w:hint="eastAsia"/>
+        </w:rPr>
         <w:t xml:space="preserve">「誘惑される意思」</w:t>
       </w:r>
     </w:p>
-    <w:bookmarkStart w:id="28" w:name="ソクラテスの発言3-p.11"/>
+    <w:bookmarkStart w:id="17" w:name="ソクラテスの発言3-p.11"/>
     <w:p>
       <w:pPr>
         <w:pStyle w:val="3"/>
       </w:pPr>
       <w:r>
-        <w:t xml:space="preserve">ソクラテスの発言[3, p.11]</w:t>
+        <w:rPr>
+          <w:rFonts w:hint="eastAsia"/>
+        </w:rPr>
+        <w:t xml:space="preserve">ソクラテスの発言[3,</w:t>
+      </w:r>
+      <w:r>
+        <w:t xml:space="preserve"> p.11]</w:t>
       </w:r>
     </w:p>
     <w:p>
@@ -609,6 +828,9 @@
         <w:pStyle w:val="a8"/>
       </w:pPr>
       <w:r>
+        <w:rPr>
+          <w:rFonts w:hint="eastAsia"/>
+        </w:rPr>
         <w:t xml:space="preserve">同じ大きさのものでも，近いときには大きく見え，遠いときには小さく見えないだろうか？</w:t>
       </w:r>
     </w:p>
@@ -617,6 +839,9 @@
         <w:pStyle w:val="a8"/>
       </w:pPr>
       <w:r>
+        <w:rPr>
+          <w:rFonts w:hint="eastAsia"/>
+        </w:rPr>
         <w:t xml:space="preserve">（中略）</w:t>
       </w:r>
     </w:p>
@@ -625,6 +850,9 @@
         <w:pStyle w:val="a8"/>
       </w:pPr>
       <w:r>
+        <w:rPr>
+          <w:rFonts w:hint="eastAsia"/>
+        </w:rPr>
         <w:t xml:space="preserve">われわれがあれこれと逡巡し，ある時点で選んだものを，別の時点で後悔するのは「この見かけの力」の持つ欺きの技ではないだろうか？</w:t>
       </w:r>
     </w:p>
@@ -633,6 +861,9 @@
         <w:pStyle w:val="a8"/>
       </w:pPr>
       <w:r>
+        <w:rPr>
+          <w:rFonts w:hint="eastAsia"/>
+        </w:rPr>
         <w:t xml:space="preserve">（中略）</w:t>
       </w:r>
     </w:p>
@@ -641,6 +872,9 @@
         <w:pStyle w:val="a8"/>
       </w:pPr>
       <w:r>
+        <w:rPr>
+          <w:rFonts w:hint="eastAsia"/>
+        </w:rPr>
         <w:t xml:space="preserve">人々が快楽や苦痛の選択，つまり善と悪の選択においてまちがえるのは，計測と呼ばれる特殊な知識の(中略)欠陥によるのである．</w:t>
       </w:r>
     </w:p>
@@ -649,6 +883,9 @@
         <w:pStyle w:val="FirstParagraph"/>
       </w:pPr>
       <w:r>
+        <w:rPr>
+          <w:rFonts w:hint="eastAsia"/>
+        </w:rPr>
         <w:t xml:space="preserve">つまり人が視覚的に持っている遠近感が，そのまま時間に対しても成り立ち，さらにその計測に欠陥があると指摘しています．</w:t>
       </w:r>
     </w:p>
@@ -657,12 +894,18 @@
         <w:pStyle w:val="a0"/>
       </w:pPr>
       <w:r>
+        <w:rPr>
+          <w:rFonts w:hint="eastAsia"/>
+        </w:rPr>
         <w:t xml:space="preserve">今まで出てきた謎の文言を視覚的に表すと図1のようになります．</w:t>
       </w:r>
       <w:r>
         <w:t xml:space="preserve"> </w:t>
       </w:r>
       <w:r>
+        <w:rPr>
+          <w:rFonts w:hint="eastAsia"/>
+        </w:rPr>
         <w:t xml:space="preserve">視覚が持っている遠近感が時間の中でのものの価値にも当てはめられていることが</w:t>
       </w:r>
       <w:r>
@@ -670,30 +913,47 @@
       </w:r>
       <w:r>
         <w:rPr>
+          <w:rFonts w:hint="eastAsia"/>
+          <w:b/>
           <w:bCs/>
+        </w:rPr>
+        <w:t xml:space="preserve">割引</w:t>
+      </w:r>
+      <w:r>
+        <w:t xml:space="preserve"> </w:t>
+      </w:r>
+      <w:r>
+        <w:rPr>
+          <w:rFonts w:hint="eastAsia"/>
+        </w:rPr>
+        <w:t xml:space="preserve">を，</w:t>
+      </w:r>
+      <w:r>
+        <w:t xml:space="preserve"> </w:t>
+      </w:r>
+      <w:r>
+        <w:rPr>
+          <w:rFonts w:hint="eastAsia"/>
+        </w:rPr>
+        <w:t xml:space="preserve">さらにその見え方が理性的とされる指数関数ではなく，</w:t>
+      </w:r>
+      <w:r>
+        <w:t xml:space="preserve"> </w:t>
+      </w:r>
+      <w:r>
+        <w:rPr>
+          <w:rFonts w:hint="eastAsia"/>
+        </w:rPr>
+        <w:t xml:space="preserve">より急な傾きになることが</w:t>
+      </w:r>
+      <w:r>
+        <w:t xml:space="preserve"> </w:t>
+      </w:r>
+      <w:r>
+        <w:rPr>
+          <w:rFonts w:hint="eastAsia"/>
           <w:b/>
-        </w:rPr>
-        <w:t xml:space="preserve">割引</w:t>
-      </w:r>
-      <w:r>
-        <w:t xml:space="preserve"> </w:t>
-      </w:r>
-      <w:r>
-        <w:t xml:space="preserve">を， さらにその見え方が理性的とされる指数関数ではなく，</w:t>
-      </w:r>
-      <w:r>
-        <w:t xml:space="preserve"> </w:t>
-      </w:r>
-      <w:r>
-        <w:t xml:space="preserve">より急な傾きになることが</w:t>
-      </w:r>
-      <w:r>
-        <w:t xml:space="preserve"> </w:t>
-      </w:r>
-      <w:r>
-        <w:rPr>
           <w:bCs/>
-          <w:b/>
         </w:rPr>
         <w:t xml:space="preserve">双曲性</w:t>
       </w:r>
@@ -701,6 +961,9 @@
         <w:t xml:space="preserve"> </w:t>
       </w:r>
       <w:r>
+        <w:rPr>
+          <w:rFonts w:hint="eastAsia"/>
+        </w:rPr>
         <w:t xml:space="preserve">という用語で示されていることがわかるでしょうか．</w:t>
       </w:r>
     </w:p>
@@ -713,18 +976,18 @@
           <wp:inline>
             <wp:extent cx="5600700" cy="3121000"/>
             <wp:effectExtent b="0" l="0" r="0" t="0"/>
-            <wp:docPr descr="図1 割引と双曲性の模式図．" title="" id="26" name="Picture"/>
+            <wp:docPr descr="図1 割引と双曲性の模式図．" title="" id="15" name="Picture"/>
             <a:graphic>
               <a:graphicData uri="http://schemas.openxmlformats.org/drawingml/2006/picture">
                 <pic:pic>
                   <pic:nvPicPr>
-                    <pic:cNvPr descr="./hyperbolic_discount.png" id="27" name="Picture"/>
+                    <pic:cNvPr descr="./hyperbolic_discount.png" id="16" name="Picture"/>
                     <pic:cNvPicPr>
                       <a:picLocks noChangeArrowheads="1" noChangeAspect="1"/>
                     </pic:cNvPicPr>
                   </pic:nvPicPr>
                   <pic:blipFill>
-                    <a:blip r:embed="rId25"/>
+                    <a:blip r:embed="rId14"/>
                     <a:stretch>
                       <a:fillRect/>
                     </a:stretch>
@@ -756,420 +1019,690 @@
         <w:pStyle w:val="ImageCaption"/>
       </w:pPr>
       <w:r>
-        <w:t xml:space="preserve">図1 割引と双曲性の模式図．</w:t>
-      </w:r>
-    </w:p>
-    <w:p>
-      <w:pPr>
+        <w:rPr>
+          <w:rFonts w:hint="eastAsia"/>
+        </w:rPr>
+        <w:t xml:space="preserve">図1</w:t>
+      </w:r>
+      <w:r>
+        <w:t xml:space="preserve"> </w:t>
+      </w:r>
+      <w:r>
+        <w:rPr>
+          <w:rFonts w:hint="eastAsia"/>
+        </w:rPr>
+        <w:t xml:space="preserve">割引と双曲性の模式図．</w:t>
+      </w:r>
+    </w:p>
+    <w:p>
+      <w:pPr>
+        <w:pStyle w:val="Compact"/>
         <w:numPr>
           <w:ilvl w:val="0"/>
           <w:numId w:val="1002"/>
         </w:numPr>
+      </w:pPr>
+      <w:r>
+        <w:rPr>
+          <w:rFonts w:hint="eastAsia"/>
+        </w:rPr>
+        <w:t xml:space="preserve">図1</w:t>
+      </w:r>
+      <w:r>
+        <w:t xml:space="preserve"> </w:t>
+      </w:r>
+      <w:r>
+        <w:rPr>
+          <w:rFonts w:hint="eastAsia"/>
+        </w:rPr>
+        <w:t xml:space="preserve">割引と双曲性の模式図．</w:t>
+      </w:r>
+    </w:p>
+    <w:bookmarkEnd w:id="17"/>
+    <w:bookmarkStart w:id="18" w:name="ありがちな例3-p.63"/>
+    <w:p>
+      <w:pPr>
+        <w:pStyle w:val="3"/>
+      </w:pPr>
+      <w:r>
+        <w:rPr>
+          <w:rFonts w:hint="eastAsia"/>
+        </w:rPr>
+        <w:t xml:space="preserve">ありがちな例[3,</w:t>
+      </w:r>
+      <w:r>
+        <w:t xml:space="preserve"> p.63]</w:t>
+      </w:r>
+    </w:p>
+    <w:p>
+      <w:pPr>
+        <w:pStyle w:val="FirstParagraph"/>
+      </w:pPr>
+      <w:r>
+        <w:rPr>
+          <w:rFonts w:hint="eastAsia"/>
+        </w:rPr>
+        <w:t xml:space="preserve">さらにみぢかな例を見てみましょう．</w:t>
+      </w:r>
+    </w:p>
+    <w:p>
+      <w:pPr>
+        <w:pStyle w:val="a8"/>
+      </w:pPr>
+      <w:r>
+        <w:rPr>
+          <w:rFonts w:hint="eastAsia"/>
+        </w:rPr>
+        <w:t xml:space="preserve">ありがちな例をあげよう．</w:t>
+      </w:r>
+      <w:r>
+        <w:t xml:space="preserve"> </w:t>
+      </w:r>
+      <w:r>
+        <w:rPr>
+          <w:rFonts w:hint="eastAsia"/>
+        </w:rPr>
+        <w:t xml:space="preserve">あなたは決まった時間に寝るのが嫌いだとする．</w:t>
+      </w:r>
+      <w:r>
+        <w:t xml:space="preserve"> </w:t>
+      </w:r>
+      <w:r>
+        <w:rPr>
+          <w:rFonts w:hint="eastAsia"/>
+        </w:rPr>
+        <w:t xml:space="preserve">でも，起きたときには寝不足なのはもっといやだ．</w:t>
+      </w:r>
+      <w:r>
+        <w:t xml:space="preserve"> </w:t>
+      </w:r>
+      <w:r>
+        <w:rPr>
+          <w:rFonts w:hint="eastAsia"/>
+        </w:rPr>
+        <w:t xml:space="preserve">だから，今朝起きたときのあなたは，</w:t>
+      </w:r>
+      <w:r>
+        <w:t xml:space="preserve"> </w:t>
+      </w:r>
+      <w:r>
+        <w:rPr>
+          <w:rFonts w:hint="eastAsia"/>
+        </w:rPr>
+        <w:t xml:space="preserve">昨晩夜更かしした自分を呪い，</w:t>
+      </w:r>
+      <w:r>
+        <w:t xml:space="preserve"> </w:t>
+      </w:r>
+      <w:r>
+        <w:rPr>
+          <w:rFonts w:hint="eastAsia"/>
+        </w:rPr>
+        <w:t xml:space="preserve">今晩はちゃんと早めに寝るぞと未来の自分に縛りをかける．</w:t>
+      </w:r>
+      <w:r>
+        <w:t xml:space="preserve"> </w:t>
+      </w:r>
+      <w:r>
+        <w:rPr>
+          <w:rFonts w:hint="eastAsia"/>
+        </w:rPr>
+        <w:t xml:space="preserve">でもここで双曲割引曲線が効いてくる．</w:t>
+      </w:r>
+      <w:r>
+        <w:t xml:space="preserve"> </w:t>
+      </w:r>
+      <w:r>
+        <w:rPr>
+          <w:rFonts w:hint="eastAsia"/>
+        </w:rPr>
+        <w:t xml:space="preserve">あなたの心は報酬を求めるプロセスをたくさん抱えており，</w:t>
+      </w:r>
+      <w:r>
+        <w:t xml:space="preserve"> </w:t>
+      </w:r>
+      <w:r>
+        <w:rPr>
+          <w:rFonts w:hint="eastAsia"/>
+        </w:rPr>
+        <w:t xml:space="preserve">それらはお互いに矛盾していてもそのまま生き残るようになっていて，</w:t>
+      </w:r>
+      <w:r>
+        <w:t xml:space="preserve"> </w:t>
+      </w:r>
+      <w:r>
+        <w:rPr>
+          <w:rFonts w:hint="eastAsia"/>
+        </w:rPr>
+        <w:t xml:space="preserve">打ち消しあわずに独立して存在し続ける．</w:t>
+      </w:r>
+      <w:r>
+        <w:t xml:space="preserve"> </w:t>
+      </w:r>
+      <w:r>
+        <w:rPr>
+          <w:rFonts w:hint="eastAsia"/>
+        </w:rPr>
+        <w:t xml:space="preserve">だから，結局夜になって朝がまだずっと先の時になると，</w:t>
+      </w:r>
+      <w:r>
+        <w:t xml:space="preserve"> </w:t>
+      </w:r>
+      <w:r>
+        <w:rPr>
+          <w:rFonts w:hint="eastAsia"/>
+        </w:rPr>
+        <w:t xml:space="preserve">やっぱり夜更かししようと思ってしまう．</w:t>
+      </w:r>
+      <w:r>
+        <w:t xml:space="preserve"> </w:t>
+      </w:r>
+      <w:r>
+        <w:rPr>
+          <w:rFonts w:hint="eastAsia"/>
+        </w:rPr>
+        <w:t xml:space="preserve">長期的な報酬から言えば早く寝る方がいいのだが，</w:t>
+      </w:r>
+      <w:r>
+        <w:t xml:space="preserve"> </w:t>
+      </w:r>
+      <w:r>
+        <w:rPr>
+          <w:rFonts w:hint="eastAsia"/>
+        </w:rPr>
+        <w:t xml:space="preserve">それを実現するようなインセンティブを夜の自分に対して提示できない限り，</w:t>
+      </w:r>
+      <w:r>
+        <w:t xml:space="preserve"> </w:t>
+      </w:r>
+      <w:r>
+        <w:rPr>
+          <w:rFonts w:hint="eastAsia"/>
+        </w:rPr>
+        <w:t xml:space="preserve">この状態は続く．</w:t>
+      </w:r>
+    </w:p>
+    <w:p>
+      <w:pPr>
+        <w:pStyle w:val="FirstParagraph"/>
+      </w:pPr>
+      <w:r>
+        <w:rPr>
+          <w:rFonts w:hint="eastAsia"/>
+        </w:rPr>
+        <w:t xml:space="preserve">どうです？よく経験することでしょう？</w:t>
+      </w:r>
+      <w:r>
+        <w:t xml:space="preserve"> </w:t>
+      </w:r>
+      <w:r>
+        <w:rPr>
+          <w:rFonts w:hint="eastAsia"/>
+        </w:rPr>
+        <w:t xml:space="preserve">私も昔はよく，ニコ動の2回目の時報を聞いたものです．</w:t>
+      </w:r>
+      <w:r>
+        <w:t xml:space="preserve"> </w:t>
+      </w:r>
+      <w:r>
+        <w:rPr>
+          <w:rFonts w:hint="eastAsia"/>
+        </w:rPr>
+        <w:t xml:space="preserve">あ，嘘つきました．今は無くなっただけです．</w:t>
+      </w:r>
+      <w:r>
+        <w:t xml:space="preserve"> </w:t>
+      </w:r>
+      <w:r>
+        <w:rPr>
+          <w:rFonts w:hint="eastAsia"/>
+        </w:rPr>
+        <w:t xml:space="preserve">では，どうすれば双曲性の罠にはまらないようにできるのでしょう？</w:t>
+      </w:r>
+    </w:p>
+    <w:bookmarkEnd w:id="18"/>
+    <w:bookmarkEnd w:id="19"/>
+    <w:bookmarkStart w:id="20" w:name="スマートな人とナイーブな人"/>
+    <w:p>
+      <w:pPr>
+        <w:pStyle w:val="2"/>
+      </w:pPr>
+      <w:r>
+        <w:rPr>
+          <w:rFonts w:hint="eastAsia"/>
+        </w:rPr>
+        <w:t xml:space="preserve">スマートな人とナイーブな人</w:t>
+      </w:r>
+    </w:p>
+    <w:p>
+      <w:pPr>
+        <w:pStyle w:val="FirstParagraph"/>
+      </w:pPr>
+      <w:r>
+        <w:rPr>
+          <w:rFonts w:hint="eastAsia"/>
+        </w:rPr>
+        <w:t xml:space="preserve">経済学者の池田の記事[4]によると，</w:t>
+      </w:r>
+    </w:p>
+    <w:p>
+      <w:pPr>
+        <w:pStyle w:val="a8"/>
+      </w:pPr>
+      <w:r>
+        <w:rPr>
+          <w:rFonts w:hint="eastAsia"/>
+        </w:rPr>
+        <w:t xml:space="preserve">双曲的な人は，立派な蓄積や摂生の計画を立てても，</w:t>
+      </w:r>
+      <w:r>
+        <w:t xml:space="preserve"> </w:t>
+      </w:r>
+      <w:r>
+        <w:rPr>
+          <w:rFonts w:hint="eastAsia"/>
+        </w:rPr>
+        <w:t xml:space="preserve">実行に移す段階になると，</w:t>
+      </w:r>
+      <w:r>
+        <w:t xml:space="preserve"> </w:t>
+      </w:r>
+      <w:r>
+        <w:rPr>
+          <w:rFonts w:hint="eastAsia"/>
+        </w:rPr>
+        <w:t xml:space="preserve">それを先延ばしにして現在志向的な行動をとりたくなる．</w:t>
+      </w:r>
+      <w:r>
+        <w:t xml:space="preserve"> </w:t>
+      </w:r>
+      <w:r>
+        <w:rPr>
+          <w:rFonts w:hint="eastAsia"/>
+        </w:rPr>
+        <w:t xml:space="preserve">それが自滅的な選択につながる．</w:t>
+      </w:r>
+    </w:p>
+    <w:p>
+      <w:pPr>
+        <w:pStyle w:val="a8"/>
+      </w:pPr>
+      <w:r>
+        <w:rPr>
+          <w:rFonts w:hint="eastAsia"/>
+        </w:rPr>
+        <w:t xml:space="preserve">ただ，先延ばしの誘惑を感じても負けずに前に立てた計画を実行する人もいる．</w:t>
+      </w:r>
+      <w:r>
+        <w:t xml:space="preserve"> </w:t>
+      </w:r>
+      <w:r>
+        <w:rPr>
+          <w:rFonts w:hint="eastAsia"/>
+        </w:rPr>
+        <w:t xml:space="preserve">面倒な仕事を持ち越しても，いずれはまた同じ窮状に陥ることを知っているからだ．</w:t>
+      </w:r>
+      <w:r>
+        <w:t xml:space="preserve"> </w:t>
+      </w:r>
+      <w:r>
+        <w:rPr>
+          <w:rFonts w:hint="eastAsia"/>
+        </w:rPr>
+        <w:t xml:space="preserve">経済学では，将来の衝動的な自分を正確に自覚している主体を</w:t>
+      </w:r>
+      <w:r>
+        <w:t xml:space="preserve"> </w:t>
+      </w:r>
+      <w:r>
+        <w:rPr>
+          <w:rFonts w:hint="eastAsia"/>
+        </w:rPr>
+        <w:t xml:space="preserve">「賢明（ソフィスティケイテッド，スマート）」な意志決定者，</w:t>
+      </w:r>
+      <w:r>
+        <w:t xml:space="preserve"> </w:t>
+      </w:r>
+      <w:r>
+        <w:rPr>
+          <w:rFonts w:hint="eastAsia"/>
+        </w:rPr>
+        <w:t xml:space="preserve">自覚しない人を「単純（ナイーブ）」な選択者という．</w:t>
+      </w:r>
+    </w:p>
+    <w:p>
+      <w:pPr>
+        <w:pStyle w:val="FirstParagraph"/>
+      </w:pPr>
+      <w:r>
+        <w:rPr>
+          <w:rFonts w:hint="eastAsia"/>
+        </w:rPr>
+        <w:t xml:space="preserve">としています．</w:t>
+      </w:r>
+    </w:p>
+    <w:p>
+      <w:pPr>
+        <w:pStyle w:val="a0"/>
+      </w:pPr>
+      <w:r>
+        <w:rPr>
+          <w:rFonts w:hint="eastAsia"/>
+        </w:rPr>
+        <w:t xml:space="preserve">「先送り戦略」の罠にはまらないようにするには，自分の中の「双曲性」を自覚した上で，</w:t>
+      </w:r>
+      <w:r>
+        <w:t xml:space="preserve"> </w:t>
+      </w:r>
+      <w:r>
+        <w:rPr>
+          <w:rFonts w:hint="eastAsia"/>
+        </w:rPr>
+        <w:t xml:space="preserve">将来の自分を信頼せずに縛りをうまくかける方法を考えればいいわけです．</w:t>
+      </w:r>
+    </w:p>
+    <w:bookmarkEnd w:id="20"/>
+    <w:bookmarkEnd w:id="21"/>
+    <w:bookmarkStart w:id="22" w:name="議論自分の工夫"/>
+    <w:p>
+      <w:pPr>
+        <w:pStyle w:val="1"/>
+      </w:pPr>
+      <w:r>
+        <w:rPr>
+          <w:rFonts w:hint="eastAsia"/>
+        </w:rPr>
+        <w:t xml:space="preserve">議論：自分の工夫</w:t>
+      </w:r>
+    </w:p>
+    <w:p>
+      <w:pPr>
+        <w:pStyle w:val="FirstParagraph"/>
+      </w:pPr>
+      <w:r>
+        <w:rPr>
+          <w:rFonts w:hint="eastAsia"/>
+        </w:rPr>
+        <w:t xml:space="preserve">出かけるときに思い出した用事を先送りしてしまうのは双曲性の罠にハマっている典型です．</w:t>
+      </w:r>
+      <w:r>
+        <w:t xml:space="preserve"> </w:t>
+      </w:r>
+      <w:r>
+        <w:rPr>
+          <w:rFonts w:hint="eastAsia"/>
+        </w:rPr>
+        <w:t xml:space="preserve">今の5分間より将来の5分間のほうがちっちゃく見えるから．</w:t>
+      </w:r>
+      <w:r>
+        <w:t xml:space="preserve"> </w:t>
+      </w:r>
+      <w:r>
+        <w:rPr>
+          <w:rFonts w:hint="eastAsia"/>
+        </w:rPr>
+        <w:t xml:space="preserve">「なんですぐに先送りしちゃうんやろう」というのが長いこと嫌やったんですが，</w:t>
+      </w:r>
+      <w:r>
+        <w:t xml:space="preserve"> </w:t>
+      </w:r>
+      <w:r>
+        <w:rPr>
+          <w:rFonts w:hint="eastAsia"/>
+        </w:rPr>
+        <w:t xml:space="preserve">それが動物の本性に由来するというのがわかって，それから気が楽になりました．</w:t>
+      </w:r>
+      <w:r>
+        <w:t xml:space="preserve"> </w:t>
+      </w:r>
+      <w:r>
+        <w:rPr>
+          <w:rFonts w:hint="eastAsia"/>
+        </w:rPr>
+        <w:t xml:space="preserve">「俺のせいやない，双曲性のせいなんや」って．</w:t>
+      </w:r>
+      <w:r>
+        <w:t xml:space="preserve"> </w:t>
+      </w:r>
+      <w:r>
+        <w:rPr>
+          <w:rFonts w:hint="eastAsia"/>
+        </w:rPr>
+        <w:t xml:space="preserve">私は，「いつやるか？今でしょ！」</w:t>
+      </w:r>
+      <w:r>
+        <w:t xml:space="preserve"> [5] </w:t>
+      </w:r>
+      <w:r>
+        <w:rPr>
+          <w:rFonts w:hint="eastAsia"/>
+        </w:rPr>
+        <w:t xml:space="preserve">と叫んだ東進の先生にならって，</w:t>
+      </w:r>
+      <w:r>
+        <w:t xml:space="preserve"> </w:t>
+      </w:r>
+      <w:r>
+        <w:rPr>
+          <w:rFonts w:hint="eastAsia"/>
+        </w:rPr>
+        <w:t xml:space="preserve">すぐやるというデフォルトを意識しています．</w:t>
+      </w:r>
+      <w:r>
+        <w:t xml:space="preserve"> </w:t>
+      </w:r>
+      <w:r>
+        <w:rPr>
+          <w:rFonts w:hint="eastAsia"/>
+        </w:rPr>
+        <w:t xml:space="preserve">一度デフォルト変えると，それを「継続しがち」という自分の中の双曲性を利用しています．</w:t>
+      </w:r>
+    </w:p>
+    <w:p>
+      <w:pPr>
+        <w:pStyle w:val="a0"/>
+      </w:pPr>
+      <w:r>
+        <w:rPr>
+          <w:rFonts w:hint="eastAsia"/>
+        </w:rPr>
+        <w:t xml:space="preserve">では，双曲性の罠を回避するために，</w:t>
+      </w:r>
+      <w:r>
+        <w:t xml:space="preserve"> </w:t>
+      </w:r>
+      <w:r>
+        <w:rPr>
+          <w:rFonts w:hint="eastAsia"/>
+        </w:rPr>
+        <w:t xml:space="preserve">みなさんが心がけている，</w:t>
+      </w:r>
+      <w:r>
+        <w:t xml:space="preserve"> </w:t>
+      </w:r>
+      <w:r>
+        <w:rPr>
+          <w:rFonts w:hint="eastAsia"/>
+        </w:rPr>
+        <w:t xml:space="preserve">あるいはAoyamaTypeで実践した，</w:t>
+      </w:r>
+      <w:r>
+        <w:t xml:space="preserve"> </w:t>
+      </w:r>
+      <w:r>
+        <w:rPr>
+          <w:rFonts w:hint="eastAsia"/>
+        </w:rPr>
+        <w:t xml:space="preserve">できるだけ沢山のスマート戦略を書き出して</w:t>
+      </w:r>
+      <w:r>
+        <w:t xml:space="preserve"> </w:t>
+      </w:r>
+      <w:r>
+        <w:rPr>
+          <w:rFonts w:hint="eastAsia"/>
+        </w:rPr>
+        <w:t xml:space="preserve">レポートを完成させてください．</w:t>
+      </w:r>
+    </w:p>
+    <w:bookmarkEnd w:id="22"/>
+    <w:bookmarkStart w:id="23" w:name="引用文献"/>
+    <w:p>
+      <w:pPr>
+        <w:pStyle w:val="1"/>
+      </w:pPr>
+      <w:r>
+        <w:rPr>
+          <w:rFonts w:hint="eastAsia"/>
+        </w:rPr>
+        <w:t xml:space="preserve">引用文献</w:t>
+      </w:r>
+    </w:p>
+    <w:p>
+      <w:pPr>
         <w:pStyle w:val="Compact"/>
-      </w:pPr>
-      <w:r>
-        <w:t xml:space="preserve">図1 割引と双曲性の模式図．</w:t>
-      </w:r>
-    </w:p>
-    <w:bookmarkEnd w:id="28"/>
-    <w:bookmarkStart w:id="29" w:name="ありがちな例3-p.63"/>
-    <w:p>
-      <w:pPr>
-        <w:pStyle w:val="3"/>
-      </w:pPr>
-      <w:r>
-        <w:t xml:space="preserve">ありがちな例[3, p.63]</w:t>
-      </w:r>
-    </w:p>
-    <w:p>
-      <w:pPr>
-        <w:pStyle w:val="FirstParagraph"/>
-      </w:pPr>
-      <w:r>
-        <w:t xml:space="preserve">さらにみぢかな例を見てみましょう．</w:t>
-      </w:r>
-    </w:p>
-    <w:p>
-      <w:pPr>
-        <w:pStyle w:val="a8"/>
-      </w:pPr>
-      <w:r>
-        <w:t xml:space="preserve">ありがちな例をあげよう． あなたは決まった時間に寝るのが嫌いだとする．</w:t>
-      </w:r>
-      <w:r>
-        <w:t xml:space="preserve"> </w:t>
-      </w:r>
-      <w:r>
-        <w:t xml:space="preserve">でも，起きたときには寝不足なのはもっといやだ．</w:t>
-      </w:r>
-      <w:r>
-        <w:t xml:space="preserve"> </w:t>
-      </w:r>
-      <w:r>
-        <w:t xml:space="preserve">だから，今朝起きたときのあなたは， 昨晩夜更かしした自分を呪い，</w:t>
-      </w:r>
-      <w:r>
-        <w:t xml:space="preserve"> </w:t>
-      </w:r>
-      <w:r>
-        <w:t xml:space="preserve">今晩はちゃんと早めに寝るぞと未来の自分に縛りをかける．</w:t>
-      </w:r>
-      <w:r>
-        <w:t xml:space="preserve"> </w:t>
-      </w:r>
-      <w:r>
-        <w:t xml:space="preserve">でもここで双曲割引曲線が効いてくる．</w:t>
-      </w:r>
-      <w:r>
-        <w:t xml:space="preserve"> </w:t>
-      </w:r>
-      <w:r>
-        <w:t xml:space="preserve">あなたの心は報酬を求めるプロセスをたくさん抱えており，</w:t>
-      </w:r>
-      <w:r>
-        <w:t xml:space="preserve"> </w:t>
-      </w:r>
-      <w:r>
-        <w:t xml:space="preserve">それらはお互いに矛盾していてもそのまま生き残るようになっていて，</w:t>
-      </w:r>
-      <w:r>
-        <w:t xml:space="preserve"> </w:t>
-      </w:r>
-      <w:r>
-        <w:t xml:space="preserve">打ち消しあわずに独立して存在し続ける．</w:t>
-      </w:r>
-      <w:r>
-        <w:t xml:space="preserve"> </w:t>
-      </w:r>
-      <w:r>
-        <w:t xml:space="preserve">だから，結局夜になって朝がまだずっと先の時になると，</w:t>
-      </w:r>
-      <w:r>
-        <w:t xml:space="preserve"> </w:t>
-      </w:r>
-      <w:r>
-        <w:t xml:space="preserve">やっぱり夜更かししようと思ってしまう．</w:t>
-      </w:r>
-      <w:r>
-        <w:t xml:space="preserve"> </w:t>
-      </w:r>
-      <w:r>
-        <w:t xml:space="preserve">長期的な報酬から言えば早く寝る方がいいのだが，</w:t>
-      </w:r>
-      <w:r>
-        <w:t xml:space="preserve"> </w:t>
-      </w:r>
-      <w:r>
-        <w:t xml:space="preserve">それを実現するようなインセンティブを夜の自分に対して提示できない限り，</w:t>
-      </w:r>
-      <w:r>
-        <w:t xml:space="preserve"> </w:t>
-      </w:r>
-      <w:r>
-        <w:t xml:space="preserve">この状態は続く．</w:t>
-      </w:r>
-    </w:p>
-    <w:p>
-      <w:pPr>
-        <w:pStyle w:val="FirstParagraph"/>
-      </w:pPr>
-      <w:r>
-        <w:t xml:space="preserve">どうです？よく経験することでしょう？</w:t>
-      </w:r>
-      <w:r>
-        <w:t xml:space="preserve"> </w:t>
-      </w:r>
-      <w:r>
-        <w:t xml:space="preserve">私も昔はよく，ニコ動の2回目の時報を聞いたものです．</w:t>
-      </w:r>
-      <w:r>
-        <w:t xml:space="preserve"> </w:t>
-      </w:r>
-      <w:r>
-        <w:t xml:space="preserve">あ，嘘つきました．今は無くなっただけです．</w:t>
-      </w:r>
-      <w:r>
-        <w:t xml:space="preserve"> </w:t>
-      </w:r>
-      <w:r>
-        <w:t xml:space="preserve">では，どうすれば双曲性の罠にはまらないようにできるのでしょう？</w:t>
-      </w:r>
-    </w:p>
-    <w:bookmarkEnd w:id="29"/>
-    <w:bookmarkEnd w:id="30"/>
-    <w:bookmarkStart w:id="31" w:name="スマートな人とナイーブな人"/>
-    <w:p>
-      <w:pPr>
-        <w:pStyle w:val="2"/>
-      </w:pPr>
-      <w:r>
-        <w:t xml:space="preserve">スマートな人とナイーブな人</w:t>
-      </w:r>
-    </w:p>
-    <w:p>
-      <w:pPr>
-        <w:pStyle w:val="FirstParagraph"/>
-      </w:pPr>
-      <w:r>
-        <w:t xml:space="preserve">経済学者の池田の記事[4]によると，</w:t>
-      </w:r>
-    </w:p>
-    <w:p>
-      <w:pPr>
-        <w:pStyle w:val="a8"/>
-      </w:pPr>
-      <w:r>
-        <w:t xml:space="preserve">双曲的な人は，立派な蓄積や摂生の計画を立てても，</w:t>
-      </w:r>
-      <w:r>
-        <w:t xml:space="preserve"> </w:t>
-      </w:r>
-      <w:r>
-        <w:t xml:space="preserve">実行に移す段階になると，</w:t>
-      </w:r>
-      <w:r>
-        <w:t xml:space="preserve"> </w:t>
-      </w:r>
-      <w:r>
-        <w:t xml:space="preserve">それを先延ばしにして現在志向的な行動をとりたくなる．</w:t>
-      </w:r>
-      <w:r>
-        <w:t xml:space="preserve"> </w:t>
-      </w:r>
-      <w:r>
-        <w:t xml:space="preserve">それが自滅的な選択につながる．</w:t>
-      </w:r>
-    </w:p>
-    <w:p>
-      <w:pPr>
-        <w:pStyle w:val="a8"/>
-      </w:pPr>
-      <w:r>
-        <w:t xml:space="preserve">ただ，先延ばしの誘惑を感じても負けずに前に立てた計画を実行する人もいる．</w:t>
-      </w:r>
-      <w:r>
-        <w:t xml:space="preserve"> </w:t>
-      </w:r>
-      <w:r>
-        <w:t xml:space="preserve">面倒な仕事を持ち越しても，いずれはまた同じ窮状に陥ることを知っているからだ．</w:t>
-      </w:r>
-      <w:r>
-        <w:t xml:space="preserve"> </w:t>
-      </w:r>
-      <w:r>
-        <w:t xml:space="preserve">経済学では，将来の衝動的な自分を正確に自覚している主体を</w:t>
-      </w:r>
-      <w:r>
-        <w:t xml:space="preserve"> </w:t>
-      </w:r>
-      <w:r>
-        <w:t xml:space="preserve">「賢明（ソフィスティケイテッド，スマート）」な意志決定者，</w:t>
-      </w:r>
-      <w:r>
-        <w:t xml:space="preserve"> </w:t>
-      </w:r>
-      <w:r>
-        <w:t xml:space="preserve">自覚しない人を「単純（ナイーブ）」な選択者という．</w:t>
-      </w:r>
-    </w:p>
-    <w:p>
-      <w:pPr>
-        <w:pStyle w:val="FirstParagraph"/>
-      </w:pPr>
-      <w:r>
-        <w:t xml:space="preserve">としています．</w:t>
-      </w:r>
-    </w:p>
-    <w:p>
-      <w:pPr>
-        <w:pStyle w:val="a0"/>
-      </w:pPr>
-      <w:r>
-        <w:t xml:space="preserve">「先送り戦略」の罠にはまらないようにするには，自分の中の「双曲性」を自覚した上で，</w:t>
-      </w:r>
-      <w:r>
-        <w:t xml:space="preserve"> </w:t>
-      </w:r>
-      <w:r>
-        <w:t xml:space="preserve">将来の自分を信頼せずに縛りをうまくかける方法を考えればいいわけです．</w:t>
-      </w:r>
-    </w:p>
-    <w:bookmarkEnd w:id="31"/>
-    <w:bookmarkEnd w:id="32"/>
-    <w:bookmarkStart w:id="33" w:name="議論自分の工夫"/>
-    <w:p>
-      <w:pPr>
-        <w:pStyle w:val="1"/>
-      </w:pPr>
-      <w:r>
-        <w:t xml:space="preserve">議論：自分の工夫</w:t>
-      </w:r>
-    </w:p>
-    <w:p>
-      <w:pPr>
-        <w:pStyle w:val="FirstParagraph"/>
-      </w:pPr>
-      <w:r>
-        <w:t xml:space="preserve">出かけるときに思い出した用事を先送りしてしまうのは双曲性の罠にハマっている典型です．</w:t>
-      </w:r>
-      <w:r>
-        <w:t xml:space="preserve"> </w:t>
-      </w:r>
-      <w:r>
-        <w:t xml:space="preserve">今の5分間より将来の5分間のほうがちっちゃく見えるから．</w:t>
-      </w:r>
-      <w:r>
-        <w:t xml:space="preserve"> </w:t>
-      </w:r>
-      <w:r>
-        <w:t xml:space="preserve">「なんですぐに先送りしちゃうんやろう」というのが長いこと嫌やったんですが，</w:t>
-      </w:r>
-      <w:r>
-        <w:t xml:space="preserve"> </w:t>
-      </w:r>
-      <w:r>
-        <w:t xml:space="preserve">それが動物の本性に由来するというのがわかって，それから気が楽になりました．</w:t>
-      </w:r>
-      <w:r>
-        <w:t xml:space="preserve"> </w:t>
-      </w:r>
-      <w:r>
-        <w:t xml:space="preserve">「俺のせいやない，双曲性のせいなんや」って．</w:t>
-      </w:r>
-      <w:r>
-        <w:t xml:space="preserve"> </w:t>
-      </w:r>
-      <w:r>
-        <w:t xml:space="preserve">私は，「いつやるか？今でしょ！」 [5] と叫んだ東進の先生にならって，</w:t>
-      </w:r>
-      <w:r>
-        <w:t xml:space="preserve"> </w:t>
-      </w:r>
-      <w:r>
-        <w:t xml:space="preserve">すぐやるというデフォルトを意識しています．</w:t>
-      </w:r>
-      <w:r>
-        <w:t xml:space="preserve"> </w:t>
-      </w:r>
-      <w:r>
-        <w:t xml:space="preserve">一度デフォルト変えると，それを「継続しがち」という自分の中の双曲性を利用しています．</w:t>
-      </w:r>
-    </w:p>
-    <w:p>
-      <w:pPr>
-        <w:pStyle w:val="a0"/>
-      </w:pPr>
-      <w:r>
-        <w:t xml:space="preserve">では，双曲性の罠を回避するために， みなさんが心がけている，</w:t>
-      </w:r>
-      <w:r>
-        <w:t xml:space="preserve"> </w:t>
-      </w:r>
-      <w:r>
-        <w:t xml:space="preserve">あるいはAoyamaTypeで実践した， できるだけ沢山のスマート戦略を書き出して</w:t>
-      </w:r>
-      <w:r>
-        <w:t xml:space="preserve"> </w:t>
-      </w:r>
-      <w:r>
-        <w:t xml:space="preserve">レポートを完成させてください．</w:t>
-      </w:r>
-    </w:p>
-    <w:bookmarkEnd w:id="33"/>
-    <w:bookmarkStart w:id="34" w:name="引用文献"/>
-    <w:p>
-      <w:pPr>
-        <w:pStyle w:val="1"/>
-      </w:pPr>
-      <w:r>
-        <w:t xml:space="preserve">引用文献</w:t>
-      </w:r>
-    </w:p>
-    <w:p>
-      <w:pPr>
         <w:numPr>
           <w:ilvl w:val="0"/>
           <w:numId w:val="1003"/>
         </w:numPr>
+      </w:pPr>
+      <w:r>
+        <w:rPr>
+          <w:rFonts w:hint="eastAsia"/>
+        </w:rPr>
+        <w:t xml:space="preserve">「双曲割引」，https://ja.wikipedia.org/wiki/双曲割引,</w:t>
+      </w:r>
+      <w:r>
+        <w:t xml:space="preserve"> 2024-04-22 </w:t>
+      </w:r>
+      <w:r>
+        <w:rPr>
+          <w:rFonts w:hint="eastAsia"/>
+        </w:rPr>
+        <w:t xml:space="preserve">確認.</w:t>
+      </w:r>
+    </w:p>
+    <w:p>
+      <w:pPr>
         <w:pStyle w:val="Compact"/>
-      </w:pPr>
-      <w:r>
-        <w:t xml:space="preserve">「双曲割引」，https://ja.wikipedia.org/wiki/双曲割引, 2024-04-22</w:t>
-      </w:r>
-      <w:r>
-        <w:t xml:space="preserve"> </w:t>
-      </w:r>
-      <w:r>
-        <w:t xml:space="preserve">accessed.</w:t>
-      </w:r>
-    </w:p>
-    <w:p>
-      <w:pPr>
         <w:numPr>
           <w:ilvl w:val="0"/>
           <w:numId w:val="1003"/>
         </w:numPr>
+      </w:pPr>
+      <w:r>
+        <w:t xml:space="preserve">Bing on Edge on Win11, 2023-04-20 </w:t>
+      </w:r>
+      <w:r>
+        <w:rPr>
+          <w:rFonts w:hint="eastAsia"/>
+        </w:rPr>
+        <w:t xml:space="preserve">確認，同じ質問を2023-05-01にしたところ，上記のWikipediaの記述がそのまま出てきました．さらに，同じ質問を2024-04-22にしたところ，より詳細な回答が返ってくるようになってました．</w:t>
+      </w:r>
+    </w:p>
+    <w:p>
+      <w:pPr>
         <w:pStyle w:val="Compact"/>
-      </w:pPr>
-      <w:r>
-        <w:t xml:space="preserve">Bing on Edge on Win11, 2023-04-20</w:t>
-      </w:r>
-      <w:r>
-        <w:t xml:space="preserve"> </w:t>
-      </w:r>
-      <w:r>
-        <w:t xml:space="preserve">accessed，同じ質問を2023-05-01にしたところ，上記のWikipediaの記述がそのまま出てきました．さらに，同じ質問を2024-04-22にしたところ，より詳細な回答が返ってくるようになってました．</w:t>
-      </w:r>
-    </w:p>
-    <w:p>
-      <w:pPr>
         <w:numPr>
           <w:ilvl w:val="0"/>
           <w:numId w:val="1003"/>
         </w:numPr>
+      </w:pPr>
+      <w:r>
+        <w:rPr>
+          <w:rFonts w:hint="eastAsia"/>
+        </w:rPr>
+        <w:t xml:space="preserve">「誘惑される意思」，ジョージ・エインズリー,</w:t>
+      </w:r>
+      <w:r>
+        <w:t xml:space="preserve"> </w:t>
+      </w:r>
+      <w:r>
+        <w:rPr>
+          <w:rFonts w:hint="eastAsia"/>
+        </w:rPr>
+        <w:t xml:space="preserve">山形</w:t>
+      </w:r>
+      <w:r>
+        <w:t xml:space="preserve"> </w:t>
+      </w:r>
+      <w:r>
+        <w:rPr>
+          <w:rFonts w:hint="eastAsia"/>
+        </w:rPr>
+        <w:t xml:space="preserve">浩生訳,(NTT出版</w:t>
+      </w:r>
+      <w:r>
+        <w:t xml:space="preserve"> </w:t>
+      </w:r>
+      <w:r>
+        <w:t xml:space="preserve">2006).</w:t>
+      </w:r>
+    </w:p>
+    <w:p>
+      <w:pPr>
         <w:pStyle w:val="Compact"/>
-      </w:pPr>
-      <w:r>
-        <w:t xml:space="preserve">「誘惑される意思」，ジョージ・エインズリー, 山形 浩生訳,(NTT出版</w:t>
-      </w:r>
-      <w:r>
-        <w:t xml:space="preserve"> </w:t>
-      </w:r>
-      <w:r>
-        <w:t xml:space="preserve">2006).</w:t>
-      </w:r>
-    </w:p>
-    <w:p>
-      <w:pPr>
         <w:numPr>
           <w:ilvl w:val="0"/>
           <w:numId w:val="1003"/>
         </w:numPr>
+      </w:pPr>
+      <w:r>
+        <w:rPr>
+          <w:rFonts w:hint="eastAsia"/>
+        </w:rPr>
+        <w:t xml:space="preserve">「『自滅選択』回避する政策余地」,</w:t>
+      </w:r>
+      <w:r>
+        <w:t xml:space="preserve"> </w:t>
+      </w:r>
+      <w:r>
+        <w:rPr>
+          <w:rFonts w:hint="eastAsia"/>
+        </w:rPr>
+        <w:t xml:space="preserve">池田新介，日本経済新聞「経済教室」,2012-3-26朝刊.</w:t>
+      </w:r>
+    </w:p>
+    <w:p>
+      <w:pPr>
         <w:pStyle w:val="Compact"/>
-      </w:pPr>
-      <w:r>
-        <w:t xml:space="preserve">「『自滅選択』回避する政策余地」,</w:t>
-      </w:r>
-      <w:r>
-        <w:t xml:space="preserve"> </w:t>
-      </w:r>
-      <w:r>
-        <w:t xml:space="preserve">池田新介，日本経済新聞「経済教室」,2012-3-26朝刊.</w:t>
-      </w:r>
-    </w:p>
-    <w:p>
-      <w:pPr>
         <w:numPr>
           <w:ilvl w:val="0"/>
           <w:numId w:val="1003"/>
         </w:numPr>
-        <w:pStyle w:val="Compact"/>
-      </w:pPr>
-      <w:r>
-        <w:t xml:space="preserve">「いつやるか? 今でしょ! 」，林 修，(宝島社 2012).</w:t>
-      </w:r>
-    </w:p>
-    <w:bookmarkEnd w:id="34"/>
+      </w:pPr>
+      <w:r>
+        <w:t xml:space="preserve">「いつやるか? </w:t>
+      </w:r>
+      <w:r>
+        <w:rPr>
+          <w:rFonts w:hint="eastAsia"/>
+        </w:rPr>
+        <w:t xml:space="preserve">今でしょ!</w:t>
+      </w:r>
+      <w:r>
+        <w:t xml:space="preserve"> </w:t>
+      </w:r>
+      <w:r>
+        <w:rPr>
+          <w:rFonts w:hint="eastAsia"/>
+        </w:rPr>
+        <w:t xml:space="preserve">」，林</w:t>
+      </w:r>
+      <w:r>
+        <w:t xml:space="preserve"> </w:t>
+      </w:r>
+      <w:r>
+        <w:rPr>
+          <w:rFonts w:hint="eastAsia"/>
+        </w:rPr>
+        <w:t xml:space="preserve">修，(宝島社</w:t>
+      </w:r>
+      <w:r>
+        <w:t xml:space="preserve"> 2012).</w:t>
+      </w:r>
+    </w:p>
+    <w:bookmarkEnd w:id="23"/>
     <w:sectPr>
       <w:pgSz w:h="15840" w:w="12240"/>
       <w:pgMar w:bottom="1701" w:footer="720" w:gutter="0" w:header="720" w:left="1701" w:right="1701" w:top="1985"/>
@@ -1309,14 +1842,14 @@
     </w:lvl>
   </w:abstractNum>
   <w:abstractNum w:abstractNumId="990">
-    <w:nsid w:val="A990"/>
+    <w:nsid w:val="0000A990"/>
     <w:multiLevelType w:val="multilevel"/>
     <w:lvl w:ilvl="0">
       <w:numFmt w:val="bullet"/>
       <w:lvlText w:val=" "/>
       <w:lvlJc w:val="left"/>
       <w:pPr>
-        <w:ind w:left="720" w:hanging="480"/>
+        <w:ind w:left="720" w:hanging="360"/>
       </w:pPr>
     </w:lvl>
     <w:lvl w:ilvl="1">
@@ -1324,7 +1857,7 @@
       <w:lvlText w:val=" "/>
       <w:lvlJc w:val="left"/>
       <w:pPr>
-        <w:ind w:left="1440" w:hanging="480"/>
+        <w:ind w:left="1440" w:hanging="360"/>
       </w:pPr>
     </w:lvl>
     <w:lvl w:ilvl="2">
@@ -1332,7 +1865,7 @@
       <w:lvlText w:val=" "/>
       <w:lvlJc w:val="left"/>
       <w:pPr>
-        <w:ind w:left="2160" w:hanging="480"/>
+        <w:ind w:left="2160" w:hanging="360"/>
       </w:pPr>
     </w:lvl>
     <w:lvl w:ilvl="3">
@@ -1340,7 +1873,7 @@
       <w:lvlText w:val=" "/>
       <w:lvlJc w:val="left"/>
       <w:pPr>
-        <w:ind w:left="2880" w:hanging="480"/>
+        <w:ind w:left="2880" w:hanging="360"/>
       </w:pPr>
     </w:lvl>
     <w:lvl w:ilvl="4">
@@ -1348,7 +1881,7 @@
       <w:lvlText w:val=" "/>
       <w:lvlJc w:val="left"/>
       <w:pPr>
-        <w:ind w:left="3600" w:hanging="480"/>
+        <w:ind w:left="3600" w:hanging="360"/>
       </w:pPr>
     </w:lvl>
     <w:lvl w:ilvl="5">
@@ -1356,7 +1889,7 @@
       <w:lvlText w:val=" "/>
       <w:lvlJc w:val="left"/>
       <w:pPr>
-        <w:ind w:left="4320" w:hanging="480"/>
+        <w:ind w:left="4320" w:hanging="360"/>
       </w:pPr>
     </w:lvl>
     <w:lvl w:ilvl="6">
@@ -1364,7 +1897,7 @@
       <w:lvlText w:val=" "/>
       <w:lvlJc w:val="left"/>
       <w:pPr>
-        <w:ind w:left="5040" w:hanging="480"/>
+        <w:ind w:left="5040" w:hanging="360"/>
       </w:pPr>
     </w:lvl>
     <w:lvl w:ilvl="7">
@@ -1372,7 +1905,7 @@
       <w:lvlText w:val=" "/>
       <w:lvlJc w:val="left"/>
       <w:pPr>
-        <w:ind w:left="5760" w:hanging="480"/>
+        <w:ind w:left="5760" w:hanging="360"/>
       </w:pPr>
     </w:lvl>
     <w:lvl w:ilvl="8">
@@ -1380,88 +1913,115 @@
       <w:lvlText w:val=" "/>
       <w:lvlJc w:val="left"/>
       <w:pPr>
-        <w:ind w:left="6480" w:hanging="480"/>
+        <w:ind w:left="6480" w:hanging="360"/>
       </w:pPr>
     </w:lvl>
   </w:abstractNum>
   <w:abstractNum w:abstractNumId="991">
-    <w:nsid w:val="A991"/>
+    <w:nsid w:val="0000A991"/>
     <w:multiLevelType w:val="multilevel"/>
     <w:lvl w:ilvl="0">
       <w:numFmt w:val="bullet"/>
-      <w:lvlText w:val="•"/>
-      <w:lvlJc w:val="left"/>
-      <w:pPr>
-        <w:ind w:left="720" w:hanging="480"/>
-      </w:pPr>
+      <w:lvlText w:val=""/>
+      <w:lvlJc w:val="left"/>
+      <w:pPr>
+        <w:ind w:left="720" w:hanging="360"/>
+      </w:pPr>
+      <w:rPr>
+        <w:rFonts w:ascii="Symbol" w:hAnsi="Symbol" w:cs="Symbol" w:hint="default"/>
+      </w:rPr>
     </w:lvl>
     <w:lvl w:ilvl="1">
       <w:numFmt w:val="bullet"/>
-      <w:lvlText w:val="–"/>
-      <w:lvlJc w:val="left"/>
-      <w:pPr>
-        <w:ind w:left="1440" w:hanging="480"/>
-      </w:pPr>
+      <w:lvlText w:val="o"/>
+      <w:lvlJc w:val="left"/>
+      <w:pPr>
+        <w:ind w:left="1440" w:hanging="360"/>
+      </w:pPr>
+      <w:rPr>
+        <w:rFonts w:ascii="Courier New" w:hAnsi="Courier New" w:cs="Courier New" w:hint="default"/>
+      </w:rPr>
     </w:lvl>
     <w:lvl w:ilvl="2">
       <w:numFmt w:val="bullet"/>
-      <w:lvlText w:val="•"/>
-      <w:lvlJc w:val="left"/>
-      <w:pPr>
-        <w:ind w:left="2160" w:hanging="480"/>
-      </w:pPr>
+      <w:lvlText w:val=""/>
+      <w:lvlJc w:val="left"/>
+      <w:pPr>
+        <w:ind w:left="2160" w:hanging="360"/>
+      </w:pPr>
+      <w:rPr>
+        <w:rFonts w:ascii="Wingdings" w:hAnsi="Wingdings" w:cs="Wingdings" w:hint="default"/>
+      </w:rPr>
     </w:lvl>
     <w:lvl w:ilvl="3">
       <w:numFmt w:val="bullet"/>
-      <w:lvlText w:val="–"/>
-      <w:lvlJc w:val="left"/>
-      <w:pPr>
-        <w:ind w:left="2880" w:hanging="480"/>
-      </w:pPr>
+      <w:lvlText w:val=""/>
+      <w:lvlJc w:val="left"/>
+      <w:pPr>
+        <w:ind w:left="2880" w:hanging="360"/>
+      </w:pPr>
+      <w:rPr>
+        <w:rFonts w:ascii="Symbol" w:hAnsi="Symbol" w:cs="Symbol" w:hint="default"/>
+      </w:rPr>
     </w:lvl>
     <w:lvl w:ilvl="4">
       <w:numFmt w:val="bullet"/>
-      <w:lvlText w:val="•"/>
-      <w:lvlJc w:val="left"/>
-      <w:pPr>
-        <w:ind w:left="3600" w:hanging="480"/>
-      </w:pPr>
+      <w:lvlText w:val="o"/>
+      <w:lvlJc w:val="left"/>
+      <w:pPr>
+        <w:ind w:left="3600" w:hanging="360"/>
+      </w:pPr>
+      <w:rPr>
+        <w:rFonts w:ascii="Courier New" w:hAnsi="Courier New" w:cs="Courier New" w:hint="default"/>
+      </w:rPr>
     </w:lvl>
     <w:lvl w:ilvl="5">
       <w:numFmt w:val="bullet"/>
-      <w:lvlText w:val="–"/>
-      <w:lvlJc w:val="left"/>
-      <w:pPr>
-        <w:ind w:left="4320" w:hanging="480"/>
-      </w:pPr>
+      <w:lvlText w:val=""/>
+      <w:lvlJc w:val="left"/>
+      <w:pPr>
+        <w:ind w:left="4320" w:hanging="360"/>
+      </w:pPr>
+      <w:rPr>
+        <w:rFonts w:ascii="Wingdings" w:hAnsi="Wingdings" w:cs="Wingdings" w:hint="default"/>
+      </w:rPr>
     </w:lvl>
     <w:lvl w:ilvl="6">
       <w:numFmt w:val="bullet"/>
-      <w:lvlText w:val="•"/>
-      <w:lvlJc w:val="left"/>
-      <w:pPr>
-        <w:ind w:left="5040" w:hanging="480"/>
-      </w:pPr>
+      <w:lvlText w:val=""/>
+      <w:lvlJc w:val="left"/>
+      <w:pPr>
+        <w:ind w:left="5040" w:hanging="360"/>
+      </w:pPr>
+      <w:rPr>
+        <w:rFonts w:ascii="Symbol" w:hAnsi="Symbol" w:cs="Symbol" w:hint="default"/>
+      </w:rPr>
     </w:lvl>
     <w:lvl w:ilvl="7">
       <w:numFmt w:val="bullet"/>
-      <w:lvlText w:val="–"/>
-      <w:lvlJc w:val="left"/>
-      <w:pPr>
-        <w:ind w:left="5760" w:hanging="480"/>
-      </w:pPr>
+      <w:lvlText w:val="o"/>
+      <w:lvlJc w:val="left"/>
+      <w:pPr>
+        <w:ind w:left="5760" w:hanging="360"/>
+      </w:pPr>
+      <w:rPr>
+        <w:rFonts w:ascii="Courier New" w:hAnsi="Courier New" w:cs="Courier New" w:hint="default"/>
+      </w:rPr>
     </w:lvl>
     <w:lvl w:ilvl="8">
       <w:numFmt w:val="bullet"/>
-      <w:lvlText w:val="•"/>
-      <w:lvlJc w:val="left"/>
-      <w:pPr>
-        <w:ind w:left="6480" w:hanging="480"/>
-      </w:pPr>
+      <w:lvlText w:val=""/>
+      <w:lvlJc w:val="left"/>
+      <w:pPr>
+        <w:ind w:left="6480" w:hanging="360"/>
+      </w:pPr>
+      <w:rPr>
+        <w:rFonts w:ascii="Wingdings" w:hAnsi="Wingdings" w:cs="Wingdings" w:hint="default"/>
+      </w:rPr>
     </w:lvl>
   </w:abstractNum>
   <w:abstractNum w:abstractNumId="99411">
-    <w:nsid w:val="A99411"/>
+    <w:nsid w:val="00A99411"/>
     <w:multiLevelType w:val="multilevel"/>
     <w:lvl w:ilvl="0">
       <w:start w:val="1"/>
@@ -1469,7 +2029,7 @@
       <w:lvlText w:val="%1."/>
       <w:lvlJc w:val="left"/>
       <w:pPr>
-        <w:ind w:left="720" w:hanging="480"/>
+        <w:ind w:left="720" w:hanging="360"/>
       </w:pPr>
     </w:lvl>
     <w:lvl w:ilvl="1">
@@ -1478,7 +2038,7 @@
       <w:lvlText w:val="%2."/>
       <w:lvlJc w:val="left"/>
       <w:pPr>
-        <w:ind w:left="1440" w:hanging="480"/>
+        <w:ind w:left="1440" w:hanging="360"/>
       </w:pPr>
     </w:lvl>
     <w:lvl w:ilvl="2">
@@ -1487,7 +2047,7 @@
       <w:lvlText w:val="%3."/>
       <w:lvlJc w:val="left"/>
       <w:pPr>
-        <w:ind w:left="2160" w:hanging="480"/>
+        <w:ind w:left="2160" w:hanging="360"/>
       </w:pPr>
     </w:lvl>
     <w:lvl w:ilvl="3">
@@ -1496,7 +2056,7 @@
       <w:lvlText w:val="%4."/>
       <w:lvlJc w:val="left"/>
       <w:pPr>
-        <w:ind w:left="2880" w:hanging="480"/>
+        <w:ind w:left="2880" w:hanging="360"/>
       </w:pPr>
     </w:lvl>
     <w:lvl w:ilvl="4">
@@ -1505,7 +2065,7 @@
       <w:lvlText w:val="%5."/>
       <w:lvlJc w:val="left"/>
       <w:pPr>
-        <w:ind w:left="3600" w:hanging="480"/>
+        <w:ind w:left="3600" w:hanging="360"/>
       </w:pPr>
     </w:lvl>
     <w:lvl w:ilvl="5">
@@ -1514,7 +2074,7 @@
       <w:lvlText w:val="%6."/>
       <w:lvlJc w:val="left"/>
       <w:pPr>
-        <w:ind w:left="4320" w:hanging="480"/>
+        <w:ind w:left="4320" w:hanging="360"/>
       </w:pPr>
     </w:lvl>
     <w:lvl w:ilvl="6">
@@ -1523,7 +2083,7 @@
       <w:lvlText w:val="%7."/>
       <w:lvlJc w:val="left"/>
       <w:pPr>
-        <w:ind w:left="5040" w:hanging="480"/>
+        <w:ind w:left="5040" w:hanging="360"/>
       </w:pPr>
     </w:lvl>
     <w:lvl w:ilvl="7">
@@ -1532,7 +2092,7 @@
       <w:lvlText w:val="%8."/>
       <w:lvlJc w:val="left"/>
       <w:pPr>
-        <w:ind w:left="5760" w:hanging="480"/>
+        <w:ind w:left="5760" w:hanging="360"/>
       </w:pPr>
     </w:lvl>
     <w:lvl w:ilvl="8">
@@ -1541,7 +2101,7 @@
       <w:lvlText w:val="%9."/>
       <w:lvlJc w:val="left"/>
       <w:pPr>
-        <w:ind w:left="6480" w:hanging="480"/>
+        <w:ind w:left="6480" w:hanging="360"/>
       </w:pPr>
     </w:lvl>
   </w:abstractNum>
@@ -2385,8 +2945,8 @@
     <w:name w:val="KeywordTok"/>
     <w:basedOn w:val="VerbatimChar"/>
     <w:rPr>
+      <w:b/>
       <w:color w:val="007020"/>
-      <w:b/>
     </w:rPr>
   </w:style>
   <w:style w:type="character" w:customStyle="1" w:styleId="DataTypeTok">
@@ -2463,42 +3023,42 @@
     <w:name w:val="ImportTok"/>
     <w:basedOn w:val="VerbatimChar"/>
     <w:rPr>
+      <w:b/>
       <w:color w:val="008000"/>
-      <w:b/>
     </w:rPr>
   </w:style>
   <w:style w:type="character" w:customStyle="1" w:styleId="CommentTok">
     <w:name w:val="CommentTok"/>
     <w:basedOn w:val="VerbatimChar"/>
     <w:rPr>
+      <w:i/>
       <w:color w:val="60a0b0"/>
-      <w:i/>
     </w:rPr>
   </w:style>
   <w:style w:type="character" w:customStyle="1" w:styleId="DocumentationTok">
     <w:name w:val="DocumentationTok"/>
     <w:basedOn w:val="VerbatimChar"/>
     <w:rPr>
+      <w:i/>
       <w:color w:val="ba2121"/>
-      <w:i/>
     </w:rPr>
   </w:style>
   <w:style w:type="character" w:customStyle="1" w:styleId="AnnotationTok">
     <w:name w:val="AnnotationTok"/>
     <w:basedOn w:val="VerbatimChar"/>
     <w:rPr>
-      <w:color w:val="60a0b0"/>
       <w:b/>
       <w:i/>
+      <w:color w:val="60a0b0"/>
     </w:rPr>
   </w:style>
   <w:style w:type="character" w:customStyle="1" w:styleId="CommentVarTok">
     <w:name w:val="CommentVarTok"/>
     <w:basedOn w:val="VerbatimChar"/>
     <w:rPr>
-      <w:color w:val="60a0b0"/>
       <w:b/>
       <w:i/>
+      <w:color w:val="60a0b0"/>
     </w:rPr>
   </w:style>
   <w:style w:type="character" w:customStyle="1" w:styleId="OtherTok">
@@ -2526,8 +3086,8 @@
     <w:name w:val="ControlFlowTok"/>
     <w:basedOn w:val="VerbatimChar"/>
     <w:rPr>
+      <w:b/>
       <w:color w:val="007020"/>
-      <w:b/>
     </w:rPr>
   </w:style>
   <w:style w:type="character" w:customStyle="1" w:styleId="OperatorTok">
@@ -2572,34 +3132,34 @@
     <w:name w:val="InformationTok"/>
     <w:basedOn w:val="VerbatimChar"/>
     <w:rPr>
-      <w:color w:val="60a0b0"/>
       <w:b/>
       <w:i/>
+      <w:color w:val="60a0b0"/>
     </w:rPr>
   </w:style>
   <w:style w:type="character" w:customStyle="1" w:styleId="WarningTok">
     <w:name w:val="WarningTok"/>
     <w:basedOn w:val="VerbatimChar"/>
     <w:rPr>
-      <w:color w:val="60a0b0"/>
       <w:b/>
       <w:i/>
+      <w:color w:val="60a0b0"/>
     </w:rPr>
   </w:style>
   <w:style w:type="character" w:customStyle="1" w:styleId="AlertTok">
     <w:name w:val="AlertTok"/>
     <w:basedOn w:val="VerbatimChar"/>
     <w:rPr>
+      <w:b/>
       <w:color w:val="ff0000"/>
-      <w:b/>
     </w:rPr>
   </w:style>
   <w:style w:type="character" w:customStyle="1" w:styleId="ErrorTok">
     <w:name w:val="ErrorTok"/>
     <w:basedOn w:val="VerbatimChar"/>
     <w:rPr>
+      <w:b/>
       <w:color w:val="ff0000"/>
-      <w:b/>
     </w:rPr>
   </w:style>
   <w:style w:type="character" w:customStyle="1" w:styleId="NormalTok">
